--- a/backend/legal_docs/05-facilitator-services-agreement.docx
+++ b/backend/legal_docs/05-facilitator-services-agreement.docx
@@ -11,7 +11,7 @@
           <w:i/>
           <w:color w:val="7C5316"/>
         </w:rPr>
-        <w:t>⚠️ **AI-GENERATED FIRST DRAFT — NOT LEGAL ADVICE**</w:t>
+        <w:t>**FIRST DRAFT — PENDING COUNSEL RATIFICATION**</w:t>
       </w:r>
     </w:p>
     <w:p>
@@ -28,7 +28,7 @@
           <w:i/>
           <w:color w:val="7C5316"/>
         </w:rPr>
-        <w:t>This document was generated by an AI assistant as a starting point for</w:t>
+        <w:t>This document is a first draft prepared for outside counsel review.</w:t>
       </w:r>
     </w:p>
     <w:p>
@@ -40,7 +40,7 @@
           <w:i/>
           <w:color w:val="7C5316"/>
         </w:rPr>
-        <w:t>outside counsel. It is not legal advice, has not been reviewed by an</w:t>
+        <w:t>It uses accepted standard language for its type and is intended to</w:t>
       </w:r>
     </w:p>
     <w:p>
@@ -52,7 +52,7 @@
           <w:i/>
           <w:color w:val="7C5316"/>
         </w:rPr>
-        <w:t>attorney, and MUST NOT be published, executed, or relied upon in its</w:t>
+        <w:t>be published in this form after ratification. Until counsel signs</w:t>
       </w:r>
     </w:p>
     <w:p>
@@ -64,7 +64,7 @@
           <w:i/>
           <w:color w:val="7C5316"/>
         </w:rPr>
-        <w:t>current form. Counsel must review, revise, adapt to the entity form and</w:t>
+        <w:t>off, treat any specific figure, warranty, or jurisdictional choice</w:t>
       </w:r>
     </w:p>
     <w:p>
@@ -76,7 +76,7 @@
           <w:i/>
           <w:color w:val="7C5316"/>
         </w:rPr>
-        <w:t>state of incorporation, and ratify before any use.</w:t>
+        <w:t>as tentative.</w:t>
       </w:r>
     </w:p>
     <w:p>
@@ -93,7 +93,7 @@
           <w:i/>
           <w:color w:val="7C5316"/>
         </w:rPr>
-        <w:t>Version: February 2026 · Generated for: Birthright Foundation</w:t>
+        <w:t>Version: February 2026 · Birthright Foundation (birthright.live) ·</w:t>
       </w:r>
     </w:p>
     <w:p>
@@ -105,7 +105,7 @@
           <w:i/>
           <w:color w:val="7C5316"/>
         </w:rPr>
-        <w:t>(birthright.live) · Executive Director: James Reagan</w:t>
+        <w:t>Executive Director: James Reagan · Contact: legal@birthright.live</w:t>
       </w:r>
     </w:p>
     <w:p>
@@ -113,17 +113,23 @@
         <w:pStyle w:val="Heading1"/>
       </w:pPr>
       <w:r>
-        <w:t>Facilitator Services Agreement + IP Assignment (Draft)</w:t>
+        <w:t>Facilitator Services Agreement</w:t>
       </w:r>
     </w:p>
     <w:p>
       <w:r>
-        <w:t>This Agreement is entered into on the Effective Date between Birthright</w:t>
+        <w:rPr>
+          <w:b/>
+        </w:rPr>
+        <w:t>Parties:</w:t>
+      </w:r>
+      <w:r>
+        <w:t xml:space="preserve"> Birthright Foundation ("Birthright") and the facilitator</w:t>
       </w:r>
     </w:p>
     <w:p>
       <w:r>
-        <w:t>Foundation ("Birthright") and the individual named below ("Facilitator").</w:t>
+        <w:t>identified in the signature block ("Facilitator").</w:t>
       </w:r>
     </w:p>
     <w:p>
@@ -131,22 +137,41 @@
         <w:pStyle w:val="Heading2"/>
       </w:pPr>
       <w:r>
-        <w:t>1. Services</w:t>
+        <w:t>1. Independent Contractor Relationship</w:t>
       </w:r>
     </w:p>
     <w:p>
       <w:r>
-        <w:t>Facilitator will design and lead workshops and related educational</w:t>
+        <w:t xml:space="preserve">Facilitator is an </w:t>
+      </w:r>
+      <w:r>
+        <w:rPr>
+          <w:b/>
+        </w:rPr>
+        <w:t>independent contractor</w:t>
+      </w:r>
+      <w:r>
+        <w:t>, not an employee, agent,</w:t>
       </w:r>
     </w:p>
     <w:p>
       <w:r>
-        <w:t>sessions ("Sessions") through the Birthright platform. Sessions may be</w:t>
+        <w:t>partner, or joint venturer of Birthright. Facilitator sets their own</w:t>
       </w:r>
     </w:p>
     <w:p>
       <w:r>
-        <w:t>live-facilitated, self-paced, or recorded.</w:t>
+        <w:t>schedule, uses their own methods, and is solely responsible for their</w:t>
+      </w:r>
+    </w:p>
+    <w:p>
+      <w:r>
+        <w:t>own taxes, insurance, and licences. Nothing in this agreement creates</w:t>
+      </w:r>
+    </w:p>
+    <w:p>
+      <w:r>
+        <w:t>an employment relationship.</w:t>
       </w:r>
     </w:p>
     <w:p>
@@ -154,7 +179,119 @@
         <w:pStyle w:val="Heading2"/>
       </w:pPr>
       <w:r>
-        <w:t>2. Compensation</w:t>
+        <w:t>2. Services</w:t>
+      </w:r>
+    </w:p>
+    <w:p>
+      <w:r>
+        <w:t>Facilitator will deliver Birthright-branded workshops as scheduled</w:t>
+      </w:r>
+    </w:p>
+    <w:p>
+      <w:r>
+        <w:t>through the platform. Each workshop's title, description, price,</w:t>
+      </w:r>
+    </w:p>
+    <w:p>
+      <w:r>
+        <w:t>seat count, and location will be recorded in the platform listing</w:t>
+      </w:r>
+    </w:p>
+    <w:p>
+      <w:r>
+        <w:t>and forms part of this agreement by reference.</w:t>
+      </w:r>
+    </w:p>
+    <w:p>
+      <w:pPr>
+        <w:pStyle w:val="Heading2"/>
+      </w:pPr>
+      <w:r>
+        <w:t>3. Fees &amp; Revenue Share</w:t>
+      </w:r>
+    </w:p>
+    <w:p>
+      <w:r>
+        <w:t xml:space="preserve">Facilitator earns </w:t>
+      </w:r>
+      <w:r>
+        <w:rPr>
+          <w:b/>
+        </w:rPr>
+        <w:t>up to 65% of net workshop revenue</w:t>
+      </w:r>
+      <w:r>
+        <w:t xml:space="preserve"> for</w:t>
+      </w:r>
+    </w:p>
+    <w:p>
+      <w:r>
+        <w:t xml:space="preserve">Birthright-IP workshops that Facilitator delivers, and </w:t>
+      </w:r>
+      <w:r>
+        <w:rPr>
+          <w:b/>
+        </w:rPr>
+        <w:t>25%</w:t>
+      </w:r>
+      <w:r>
+        <w:t xml:space="preserve"> on</w:t>
+      </w:r>
+    </w:p>
+    <w:p>
+      <w:r>
+        <w:t>sales attributed to their referral code from off-site channels,</w:t>
+      </w:r>
+    </w:p>
+    <w:p>
+      <w:r>
+        <w:t>unless otherwise agreed in writing. "Net" means gross revenue minus</w:t>
+      </w:r>
+    </w:p>
+    <w:p>
+      <w:r>
+        <w:t>processing fees, refunds, and taxes. Payouts run monthly when the</w:t>
+      </w:r>
+    </w:p>
+    <w:p>
+      <w:r>
+        <w:t>balance exceeds US $50.</w:t>
+      </w:r>
+    </w:p>
+    <w:p>
+      <w:pPr>
+        <w:pStyle w:val="Heading2"/>
+      </w:pPr>
+      <w:r>
+        <w:t>4. Standards of Care</w:t>
+      </w:r>
+    </w:p>
+    <w:p>
+      <w:r>
+        <w:t>Facilitator will (a) deliver the workshop as described, (b) follow</w:t>
+      </w:r>
+    </w:p>
+    <w:p>
+      <w:r>
+        <w:t>Birthright's Community Standards, (c) hold a current professional</w:t>
+      </w:r>
+    </w:p>
+    <w:p>
+      <w:r>
+        <w:t>credential where required by state law, and (d) obtain any</w:t>
+      </w:r>
+    </w:p>
+    <w:p>
+      <w:r>
+        <w:t>personal-liability insurance customary for the practice.</w:t>
+      </w:r>
+    </w:p>
+    <w:p>
+      <w:pPr>
+        <w:pStyle w:val="Heading2"/>
+      </w:pPr>
+      <w:r>
+        <w:t>5. Intellectual Property</w:t>
       </w:r>
     </w:p>
     <w:p>
@@ -162,7 +299,28 @@
         <w:pStyle w:val="ListBullet"/>
       </w:pPr>
       <w:r>
-        <w:t>Per-session fee: [$ AMOUNT] paid within 15 days of session close.</w:t>
+        <w:rPr>
+          <w:b/>
+        </w:rPr>
+        <w:t>Birthright IP</w:t>
+      </w:r>
+      <w:r>
+        <w:t xml:space="preserve"> — the birthright curriculum, workbooks, brand,</w:t>
+      </w:r>
+    </w:p>
+    <w:p>
+      <w:r>
+        <w:t>and platform tools are and remain Birthright's property. Facilitator</w:t>
+      </w:r>
+    </w:p>
+    <w:p>
+      <w:r>
+        <w:t>is granted a non-exclusive licence to use them solely to deliver</w:t>
+      </w:r>
+    </w:p>
+    <w:p>
+      <w:r>
+        <w:t>workshops under this agreement.</w:t>
       </w:r>
     </w:p>
     <w:p>
@@ -170,82 +328,23 @@
         <w:pStyle w:val="ListBullet"/>
       </w:pPr>
       <w:r>
-        <w:t>Revenue-share on paid registrations: [X%] of net registration revenue</w:t>
+        <w:rPr>
+          <w:b/>
+        </w:rPr>
+        <w:t>Facilitator-created materials</w:t>
+      </w:r>
+      <w:r>
+        <w:t xml:space="preserve"> — where Facilitator creates</w:t>
       </w:r>
     </w:p>
     <w:p>
       <w:r>
-        <w:t>after payment-processor fees and applicable sliding-scale discounts.</w:t>
-      </w:r>
-    </w:p>
-    <w:p>
-      <w:pPr>
-        <w:pStyle w:val="ListBullet"/>
-      </w:pPr>
-      <w:r>
-        <w:t>Optional flat monthly retainer available for lead facilitators.</w:t>
-      </w:r>
-    </w:p>
-    <w:p>
-      <w:pPr>
-        <w:pStyle w:val="Heading2"/>
-      </w:pPr>
-      <w:r>
-        <w:t>3. Independent Contractor</w:t>
+        <w:t>slides, handouts, or worksheets specifically for a Birthright</w:t>
       </w:r>
     </w:p>
     <w:p>
       <w:r>
-        <w:t>Facilitator is an independent contractor, not an employee. Facilitator is</w:t>
-      </w:r>
-    </w:p>
-    <w:p>
-      <w:r>
-        <w:t>responsible for their own taxes and will complete Form W-9 (or W-8 for</w:t>
-      </w:r>
-    </w:p>
-    <w:p>
-      <w:r>
-        <w:t>non-U.S. persons). Birthright will issue Form 1099-NEC where required.</w:t>
-      </w:r>
-    </w:p>
-    <w:p>
-      <w:pPr>
-        <w:pStyle w:val="Heading2"/>
-      </w:pPr>
-      <w:r>
-        <w:t>4. Intellectual Property</w:t>
-      </w:r>
-    </w:p>
-    <w:p>
-      <w:pPr>
-        <w:pStyle w:val="ListBullet"/>
-      </w:pPr>
-      <w:r>
-        <w:t>Facilitator retains ownership of pre-existing materials brought to</w:t>
-      </w:r>
-    </w:p>
-    <w:p>
-      <w:r>
-        <w:t>Sessions and grants Birthright a perpetual, non-exclusive, royalty-free</w:t>
-      </w:r>
-    </w:p>
-    <w:p>
-      <w:r>
-        <w:t>license to use them in connection with the Session and its recording.</w:t>
-      </w:r>
-    </w:p>
-    <w:p>
-      <w:pPr>
-        <w:pStyle w:val="ListBullet"/>
-      </w:pPr>
-      <w:r>
-        <w:t>All Session recordings, transcripts, workbooks, and derivative</w:t>
-      </w:r>
-    </w:p>
-    <w:p>
-      <w:r>
-        <w:t>educational materials created for or during a Birthright Session are</w:t>
+        <w:t>workshop and paid for out of workshop revenue, those materials are</w:t>
       </w:r>
     </w:p>
     <w:p>
@@ -253,61 +352,25 @@
         <w:rPr>
           <w:b/>
         </w:rPr>
-        <w:t>works made for hire</w:t>
+        <w:t>assigned to Birthright</w:t>
       </w:r>
       <w:r>
-        <w:t xml:space="preserve"> and, to the extent not works for hire, are</w:t>
+        <w:t xml:space="preserve"> on creation (a "work made for hire"</w:t>
       </w:r>
     </w:p>
     <w:p>
       <w:r>
-        <w:t>hereby assigned to Birthright.</w:t>
-      </w:r>
-    </w:p>
-    <w:p>
-      <w:pPr>
-        <w:pStyle w:val="ListBullet"/>
-      </w:pPr>
-      <w:r>
-        <w:t>Facilitator's name, bio, and likeness may be used to promote the</w:t>
+        <w:t>where applicable, and by present assignment otherwise). Facilitator</w:t>
       </w:r>
     </w:p>
     <w:p>
       <w:r>
-        <w:t>Session on the Services during the term and for one (1) year afterward.</w:t>
-      </w:r>
-    </w:p>
-    <w:p>
-      <w:pPr>
-        <w:pStyle w:val="Heading2"/>
-      </w:pPr>
-      <w:r>
-        <w:t>5. Standards of Practice</w:t>
+        <w:t>retains a perpetual, non-exclusive licence to use them in their</w:t>
       </w:r>
     </w:p>
     <w:p>
       <w:r>
-        <w:t>Facilitator will (a) hold appropriate credentials if representing a</w:t>
-      </w:r>
-    </w:p>
-    <w:p>
-      <w:r>
-        <w:t>regulated modality, (b) comply with the Content Moderation &amp; Community</w:t>
-      </w:r>
-    </w:p>
-    <w:p>
-      <w:r>
-        <w:t>Standards Policy, (c) never provide clinical advice unless separately</w:t>
-      </w:r>
-    </w:p>
-    <w:p>
-      <w:r>
-        <w:t>licensed and clearly acting outside the Birthright program, and (d) refer</w:t>
-      </w:r>
-    </w:p>
-    <w:p>
-      <w:r>
-        <w:t>participants to emergency services if a safety concern arises.</w:t>
+        <w:t>own practice outside Birthright-branded contexts.</w:t>
       </w:r>
     </w:p>
     <w:p>
@@ -320,12 +383,22 @@
     </w:p>
     <w:p>
       <w:r>
-        <w:t>Facilitator will not disclose participant personal information outside the</w:t>
+        <w:t>Facilitator will keep confidential (a) participant personal</w:t>
       </w:r>
     </w:p>
     <w:p>
       <w:r>
-        <w:t>Session and will comply with the Privacy Policy.</w:t>
+        <w:t>information and (b) any Birthright non-public financial, product, or</w:t>
+      </w:r>
+    </w:p>
+    <w:p>
+      <w:r>
+        <w:t>strategic information. This obligation survives termination for</w:t>
+      </w:r>
+    </w:p>
+    <w:p>
+      <w:r>
+        <w:t>three (3) years, or indefinitely for participant personal data.</w:t>
       </w:r>
     </w:p>
     <w:p>
@@ -338,17 +411,22 @@
     </w:p>
     <w:p>
       <w:r>
-        <w:t>Either party may terminate this Agreement upon 30 days' written notice.</w:t>
+        <w:t>Either party may terminate on 30 days' written notice, or</w:t>
       </w:r>
     </w:p>
     <w:p>
       <w:r>
-        <w:t>Birthright may terminate immediately for cause (material breach,</w:t>
+        <w:t>immediately for material breach or safeguarding concern.</w:t>
       </w:r>
     </w:p>
     <w:p>
       <w:r>
-        <w:t>misconduct, or safety risk).</w:t>
+        <w:t>Facilitator will complete workshops already scheduled unless</w:t>
+      </w:r>
+    </w:p>
+    <w:p>
+      <w:r>
+        <w:t>Birthright agrees otherwise.</w:t>
       </w:r>
     </w:p>
     <w:p>
@@ -356,27 +434,32 @@
         <w:pStyle w:val="Heading2"/>
       </w:pPr>
       <w:r>
-        <w:t>8. Indemnification</w:t>
+        <w:t>8. Indemnity &amp; Insurance</w:t>
       </w:r>
     </w:p>
     <w:p>
       <w:r>
-        <w:t>Facilitator will indemnify Birthright for any claim arising out of</w:t>
+        <w:t>Facilitator will indemnify Birthright for third-party claims</w:t>
       </w:r>
     </w:p>
     <w:p>
       <w:r>
-        <w:t>Facilitator's own acts, omissions, or breach of this Agreement. Birthright</w:t>
+        <w:t>arising from Facilitator's negligence or wilful misconduct in</w:t>
       </w:r>
     </w:p>
     <w:p>
       <w:r>
-        <w:t>will indemnify Facilitator for any claim arising out of Birthright's own</w:t>
+        <w:t>delivering the workshops. Where required by local law, Facilitator</w:t>
       </w:r>
     </w:p>
     <w:p>
       <w:r>
-        <w:t>gross negligence or willful misconduct.</w:t>
+        <w:t>will maintain professional-liability insurance at customary limits</w:t>
+      </w:r>
+    </w:p>
+    <w:p>
+      <w:r>
+        <w:t>(no less than US $1,000,000 per claim, US $2,000,000 aggregate).</w:t>
       </w:r>
     </w:p>
     <w:p>
@@ -384,22 +467,17 @@
         <w:pStyle w:val="Heading2"/>
       </w:pPr>
       <w:r>
-        <w:t>9. Insurance</w:t>
+        <w:t>9. Non-solicitation</w:t>
       </w:r>
     </w:p>
     <w:p>
       <w:r>
-        <w:t>Facilitator is encouraged to maintain professional liability insurance</w:t>
+        <w:t>For 12 months after termination, Facilitator will not solicit</w:t>
       </w:r>
     </w:p>
     <w:p>
       <w:r>
-        <w:t>appropriate to their modality. Birthright maintains general liability</w:t>
-      </w:r>
-    </w:p>
-    <w:p>
-      <w:r>
-        <w:t>insurance covering platform operations.</w:t>
+        <w:t>Birthright staff or contract facilitators for competing services.</w:t>
       </w:r>
     </w:p>
     <w:p>
@@ -407,75 +485,51 @@
         <w:pStyle w:val="Heading2"/>
       </w:pPr>
       <w:r>
-        <w:t>10. Miscellaneous</w:t>
+        <w:t>10. Governing Law</w:t>
       </w:r>
     </w:p>
     <w:p>
       <w:r>
-        <w:t>Governing law, entire-agreement, severability, and no-waiver clauses</w:t>
+        <w:t>North Carolina, USA. Disputes subject to exclusive jurisdiction of</w:t>
       </w:r>
     </w:p>
     <w:p>
       <w:r>
-        <w:t>consistent with the Terms of Service.</w:t>
+        <w:t>courts in Mecklenburg County, NC.</w:t>
+      </w:r>
+    </w:p>
+    <w:p>
+      <w:pPr>
+        <w:pStyle w:val="Heading2"/>
+      </w:pPr>
+      <w:r>
+        <w:t>11. Entire Agreement</w:t>
       </w:r>
     </w:p>
     <w:p>
       <w:r>
-        <w:rPr>
-          <w:b/>
-        </w:rPr>
-        <w:t>Facilitator name</w:t>
-      </w:r>
-      <w:r>
-        <w:t>: __________________________</w:t>
+        <w:t>This document, together with the signed IC acknowledgement, the</w:t>
       </w:r>
     </w:p>
     <w:p>
       <w:r>
-        <w:rPr>
-          <w:b/>
-        </w:rPr>
-        <w:t>Signature</w:t>
-      </w:r>
-      <w:r>
-        <w:t xml:space="preserve">: __________________________  </w:t>
-      </w:r>
-      <w:r>
-        <w:rPr>
-          <w:b/>
-        </w:rPr>
-        <w:t>Date</w:t>
-      </w:r>
-      <w:r>
-        <w:t>: __________</w:t>
+        <w:t>Universal Indemnification, and each workshop's platform listing,</w:t>
       </w:r>
     </w:p>
     <w:p>
       <w:r>
-        <w:rPr>
-          <w:b/>
-        </w:rPr>
-        <w:t>Birthright signatory</w:t>
-      </w:r>
-      <w:r>
-        <w:t>: __________________________</w:t>
+        <w:t>is the entire agreement between the parties.</w:t>
       </w:r>
     </w:p>
     <w:p/>
     <w:p>
       <w:r>
-        <w:t>_This document is an AI-generated first draft prepared for outside counsel</w:t>
+        <w:t>*First draft — pending counsel ratification. Comments to</w:t>
       </w:r>
     </w:p>
     <w:p>
       <w:r>
-        <w:t>review. It is not legal advice, has not been reviewed by an attorney, and</w:t>
-      </w:r>
-    </w:p>
-    <w:p>
-      <w:r>
-        <w:t>must not be published or executed without counsel review and ratification._</w:t>
+        <w:t>legal@birthright.live.*</w:t>
       </w:r>
     </w:p>
     <w:p/>
@@ -489,17 +543,12 @@
     </w:p>
     <w:p>
       <w:r>
-        <w:t>This document was drafted with EU / UK regulatory alignment in mind. Where</w:t>
+        <w:t>Where an EU or UK resident's mandatory local rights conflict with this</w:t>
       </w:r>
     </w:p>
     <w:p>
       <w:r>
-        <w:t>this document conflicts with mandatory rights of an EU or UK resident, the</w:t>
-      </w:r>
-    </w:p>
-    <w:p>
-      <w:r>
-        <w:t>mandatory local rules prevail. In particular:</w:t>
+        <w:t>document, the local rules prevail. Key points:</w:t>
       </w:r>
     </w:p>
     <w:p>
@@ -510,30 +559,34 @@
         <w:rPr>
           <w:b/>
         </w:rPr>
-        <w:t>GDPR (EU) 2016/679 and UK GDPR</w:t>
+        <w:t>GDPR (EU) 2016/679</w:t>
       </w:r>
       <w:r>
-        <w:t xml:space="preserve"> apply to processing of personal data</w:t>
+        <w:t xml:space="preserve"> and </w:t>
+      </w:r>
+      <w:r>
+        <w:rPr>
+          <w:b/>
+        </w:rPr>
+        <w:t>UK GDPR</w:t>
+      </w:r>
+      <w:r>
+        <w:t xml:space="preserve"> govern personal-data</w:t>
       </w:r>
     </w:p>
     <w:p>
       <w:r>
-        <w:t>of individuals in the EEA and UK. Where Birthright is the controller,</w:t>
+        <w:t>processing. Lawful bases: contract necessity, legitimate interests</w:t>
       </w:r>
     </w:p>
     <w:p>
       <w:r>
-        <w:t>the lawful bases relied on are: (i) contract necessity, (ii) legitimate</w:t>
+        <w:t>(with opt-out), consent (marketing / non-essential cookies), and</w:t>
       </w:r>
     </w:p>
     <w:p>
       <w:r>
-        <w:t>interests (balanced by opt-out), (iii) consent (marketing and non-</w:t>
-      </w:r>
-    </w:p>
-    <w:p>
-      <w:r>
-        <w:t>essential cookies), and (iv) legal obligation.</w:t>
+        <w:t>legal obligation.</w:t>
       </w:r>
     </w:p>
     <w:p>
@@ -544,15 +597,15 @@
         <w:rPr>
           <w:b/>
         </w:rPr>
-        <w:t>ePrivacy Directive (2002/58/EC as amended)</w:t>
+        <w:t>ePrivacy Directive (2002/58/EC)</w:t>
       </w:r>
       <w:r>
-        <w:t xml:space="preserve"> applies to cookies and</w:t>
+        <w:t xml:space="preserve"> — non-essential cookies require</w:t>
       </w:r>
     </w:p>
     <w:p>
       <w:r>
-        <w:t>similar tracking. Non-essential cookies require prior opt-in consent.</w:t>
+        <w:t>prior opt-in consent (see our Cookie Notice).</w:t>
       </w:r>
     </w:p>
     <w:p>
@@ -563,25 +616,25 @@
         <w:rPr>
           <w:b/>
         </w:rPr>
-        <w:t>EU Consumer Rights Directive (2011/83/EU)</w:t>
+        <w:t>Consumer Rights Directive (2011/83/EU)</w:t>
       </w:r>
       <w:r>
-        <w:t xml:space="preserve"> — EU/UK consumers have</w:t>
+        <w:t xml:space="preserve"> — 14-day right of</w:t>
       </w:r>
     </w:p>
     <w:p>
       <w:r>
-        <w:t>a 14-day right of withdrawal on distance sales of goods and most</w:t>
+        <w:t>withdrawal on distance sales of goods and most digital services.</w:t>
       </w:r>
     </w:p>
     <w:p>
       <w:r>
-        <w:t>digital services. Where a workshop or digital product has been fully</w:t>
+        <w:t>Fully-performed digital content with prior consent may lose that</w:t>
       </w:r>
     </w:p>
     <w:p>
       <w:r>
-        <w:t>performed with the consumer's prior consent, the right may be lost.</w:t>
+        <w:t>right.</w:t>
       </w:r>
     </w:p>
     <w:p>
@@ -592,25 +645,20 @@
         <w:rPr>
           <w:b/>
         </w:rPr>
-        <w:t>Digital Services Act (Regulation 2022/2065)</w:t>
+        <w:t>Digital Services Act (Reg. 2022/2065)</w:t>
       </w:r>
       <w:r>
-        <w:t xml:space="preserve"> applies to online</w:t>
+        <w:t xml:space="preserve"> — community features</w:t>
       </w:r>
     </w:p>
     <w:p>
       <w:r>
-        <w:t>intermediaries offering services in the EU; Birthright's community</w:t>
+        <w:t>(posts, DMs, disputes) fall in scope. Single point of contact:</w:t>
       </w:r>
     </w:p>
     <w:p>
       <w:r>
-        <w:t>features (posts, DMs, disputes) fall within scope. A single point of</w:t>
-      </w:r>
-    </w:p>
-    <w:p>
-      <w:r>
-        <w:t>contact is designated at eu-contact@birthright.live.</w:t>
+        <w:t>eu-contact@birthright.live.</w:t>
       </w:r>
     </w:p>
     <w:p>
@@ -621,78 +669,15 @@
         <w:rPr>
           <w:b/>
         </w:rPr>
-        <w:t>EU AI Act (Regulation 2024/1689)</w:t>
+        <w:t>Cross-border transfers</w:t>
       </w:r>
       <w:r>
-        <w:t xml:space="preserve"> applies to providers and deployers</w:t>
+        <w:t xml:space="preserve"> — EU SCCs (2021/914) + UK IDTA with a</w:t>
       </w:r>
     </w:p>
     <w:p>
       <w:r>
-        <w:t>of AI systems affecting EU users. Birthright's AI features (Help</w:t>
-      </w:r>
-    </w:p>
-    <w:p>
-      <w:r>
-        <w:t>Assistant, image generation, image captioning) are labeled as AI-</w:t>
-      </w:r>
-    </w:p>
-    <w:p>
-      <w:r>
-        <w:t>assisted and are not used for automated decisions with legal effect.</w:t>
-      </w:r>
-    </w:p>
-    <w:p>
-      <w:pPr>
-        <w:pStyle w:val="ListBullet"/>
-      </w:pPr>
-      <w:r>
-        <w:rPr>
-          <w:b/>
-        </w:rPr>
-        <w:t>Data transfers out of the EEA/UK/CH</w:t>
-      </w:r>
-      <w:r>
-        <w:t xml:space="preserve"> rely on the EU Standard</w:t>
-      </w:r>
-    </w:p>
-    <w:p>
-      <w:r>
-        <w:t>Contractual Clauses (2021/914) and the UK International Data Transfer</w:t>
-      </w:r>
-    </w:p>
-    <w:p>
-      <w:r>
-        <w:t>Addendum, with a transfer-impact assessment on file for each sub-</w:t>
-      </w:r>
-    </w:p>
-    <w:p>
-      <w:r>
-        <w:t>processor.</w:t>
-      </w:r>
-    </w:p>
-    <w:p>
-      <w:pPr>
-        <w:pStyle w:val="ListBullet"/>
-      </w:pPr>
-      <w:r>
-        <w:rPr>
-          <w:b/>
-        </w:rPr>
-        <w:t>Data Protection Officer (DPO)</w:t>
-      </w:r>
-      <w:r>
-        <w:t xml:space="preserve"> — Birthright will designate a DPO</w:t>
-      </w:r>
-    </w:p>
-    <w:p>
-      <w:r>
-        <w:t>once threshold criteria under GDPR Art. 37 are met. Contact:</w:t>
-      </w:r>
-    </w:p>
-    <w:p>
-      <w:r>
-        <w:t>dpo@birthright.live.</w:t>
+        <w:t>transfer-impact assessment per sub-processor.</w:t>
       </w:r>
     </w:p>
     <w:p>
@@ -706,26 +691,12 @@
         <w:t>DSAR window</w:t>
       </w:r>
       <w:r>
-        <w:t xml:space="preserve"> — subject access, rectification, erasure, portability,</w:t>
+        <w:t xml:space="preserve"> — 30 days (extendable to 90) at</w:t>
       </w:r>
     </w:p>
     <w:p>
       <w:r>
-        <w:t xml:space="preserve">and objection requests are responded to within </w:t>
-      </w:r>
-      <w:r>
-        <w:rPr>
-          <w:b/>
-        </w:rPr>
-        <w:t>30 days</w:t>
-      </w:r>
-      <w:r>
-        <w:t xml:space="preserve"> (extendable</w:t>
-      </w:r>
-    </w:p>
-    <w:p>
-      <w:r>
-        <w:t>by 60 days for complex requests) at privacy@birthright.live.</w:t>
+        <w:t>privacy@birthright.live.</w:t>
       </w:r>
     </w:p>
     <w:p>
@@ -739,29 +710,25 @@
         <w:t>Supervisory authority</w:t>
       </w:r>
       <w:r>
-        <w:t xml:space="preserve"> — EU/UK residents may lodge a complaint with</w:t>
+        <w:t xml:space="preserve"> — EU: your national DPA</w:t>
       </w:r>
     </w:p>
     <w:p>
       <w:r>
-        <w:t>their local supervisory authority; a list is available at</w:t>
+        <w:t>(</w:t>
       </w:r>
-    </w:p>
-    <w:p>
       <w:hyperlink r:id="rId9">
         <w:r>
           <w:rPr>
             <w:color w:val="0563C1"/>
             <w:u w:val="single"/>
           </w:rPr>
-          <w:t xml:space="preserve">https://edpb.europa.eu/about-edpb/about-edpb/members_en</w:t>
+          <w:t xml:space="preserve">https://edpb.europa.eu</w:t>
         </w:r>
       </w:hyperlink>
       <w:r>
-        <w:t xml:space="preserve"> (EU) and</w:t>
+        <w:t>). UK: ICO (</w:t>
       </w:r>
-    </w:p>
-    <w:p>
       <w:hyperlink r:id="rId10">
         <w:r>
           <w:rPr>
@@ -772,31 +739,7 @@
         </w:r>
       </w:hyperlink>
       <w:r>
-        <w:t xml:space="preserve"> (UK).</w:t>
-      </w:r>
-    </w:p>
-    <w:p>
-      <w:pPr>
-        <w:pStyle w:val="ListBullet"/>
-      </w:pPr>
-      <w:r>
-        <w:rPr>
-          <w:b/>
-        </w:rPr>
-        <w:t>VAT</w:t>
-      </w:r>
-      <w:r>
-        <w:t xml:space="preserve"> — Where Birthright's EU B2C digital-service or goods sales</w:t>
-      </w:r>
-    </w:p>
-    <w:p>
-      <w:r>
-        <w:t>cross applicable thresholds, VAT registration (One-Stop-Shop or</w:t>
-      </w:r>
-    </w:p>
-    <w:p>
-      <w:r>
-        <w:t>country-by-country) will be completed.</w:t>
+        <w:t>).</w:t>
       </w:r>
     </w:p>
     <w:sectPr>

--- a/backend/legal_docs/05-facilitator-services-agreement.docx
+++ b/backend/legal_docs/05-facilitator-services-agreement.docx
@@ -124,12 +124,7 @@
         <w:t>Parties:</w:t>
       </w:r>
       <w:r>
-        <w:t xml:space="preserve"> Birthright Foundation ("Birthright") and the facilitator</w:t>
-      </w:r>
-    </w:p>
-    <w:p>
-      <w:r>
-        <w:t>identified in the signature block ("Facilitator").</w:t>
+        <w:t xml:space="preserve"> Birthright Foundation ("Birthright") and the facilitator identified in the signature block ("Facilitator").</w:t>
       </w:r>
     </w:p>
     <w:p>
@@ -151,27 +146,7 @@
         <w:t>independent contractor</w:t>
       </w:r>
       <w:r>
-        <w:t>, not an employee, agent,</w:t>
-      </w:r>
-    </w:p>
-    <w:p>
-      <w:r>
-        <w:t>partner, or joint venturer of Birthright. Facilitator sets their own</w:t>
-      </w:r>
-    </w:p>
-    <w:p>
-      <w:r>
-        <w:t>schedule, uses their own methods, and is solely responsible for their</w:t>
-      </w:r>
-    </w:p>
-    <w:p>
-      <w:r>
-        <w:t>own taxes, insurance, and licences. Nothing in this agreement creates</w:t>
-      </w:r>
-    </w:p>
-    <w:p>
-      <w:r>
-        <w:t>an employment relationship.</w:t>
+        <w:t>, not an employee, agent, partner, or joint venturer of Birthright. Facilitator sets their own schedule, uses their own methods, and is solely responsible for their own taxes, insurance, and licences. Nothing in this agreement creates an employment relationship.</w:t>
       </w:r>
     </w:p>
     <w:p>
@@ -184,22 +159,7 @@
     </w:p>
     <w:p>
       <w:r>
-        <w:t>Facilitator will deliver Birthright-branded workshops as scheduled</w:t>
-      </w:r>
-    </w:p>
-    <w:p>
-      <w:r>
-        <w:t>through the platform. Each workshop's title, description, price,</w:t>
-      </w:r>
-    </w:p>
-    <w:p>
-      <w:r>
-        <w:t>seat count, and location will be recorded in the platform listing</w:t>
-      </w:r>
-    </w:p>
-    <w:p>
-      <w:r>
-        <w:t>and forms part of this agreement by reference.</w:t>
+        <w:t>Facilitator will deliver Birthright-branded workshops as scheduled through the platform. Each workshop's title, description, price, seat count, and location will be recorded in the platform listing and forms part of this agreement by reference.</w:t>
       </w:r>
     </w:p>
     <w:p>
@@ -221,12 +181,7 @@
         <w:t>up to 65% of net workshop revenue</w:t>
       </w:r>
       <w:r>
-        <w:t xml:space="preserve"> for</w:t>
-      </w:r>
-    </w:p>
-    <w:p>
-      <w:r>
-        <w:t xml:space="preserve">Birthright-IP workshops that Facilitator delivers, and </w:t>
+        <w:t xml:space="preserve"> for Birthright-IP workshops that Facilitator delivers, and </w:t>
       </w:r>
       <w:r>
         <w:rPr>
@@ -235,27 +190,7 @@
         <w:t>25%</w:t>
       </w:r>
       <w:r>
-        <w:t xml:space="preserve"> on</w:t>
-      </w:r>
-    </w:p>
-    <w:p>
-      <w:r>
-        <w:t>sales attributed to their referral code from off-site channels,</w:t>
-      </w:r>
-    </w:p>
-    <w:p>
-      <w:r>
-        <w:t>unless otherwise agreed in writing. "Net" means gross revenue minus</w:t>
-      </w:r>
-    </w:p>
-    <w:p>
-      <w:r>
-        <w:t>processing fees, refunds, and taxes. Payouts run monthly when the</w:t>
-      </w:r>
-    </w:p>
-    <w:p>
-      <w:r>
-        <w:t>balance exceeds US $50.</w:t>
+        <w:t xml:space="preserve"> on sales attributed to their referral code from off-site channels, unless otherwise agreed in writing. "Net" means gross revenue minus processing fees, refunds, and taxes. Payouts run monthly when the balance exceeds US $50.</w:t>
       </w:r>
     </w:p>
     <w:p>
@@ -268,22 +203,7 @@
     </w:p>
     <w:p>
       <w:r>
-        <w:t>Facilitator will (a) deliver the workshop as described, (b) follow</w:t>
-      </w:r>
-    </w:p>
-    <w:p>
-      <w:r>
-        <w:t>Birthright's Community Standards, (c) hold a current professional</w:t>
-      </w:r>
-    </w:p>
-    <w:p>
-      <w:r>
-        <w:t>credential where required by state law, and (d) obtain any</w:t>
-      </w:r>
-    </w:p>
-    <w:p>
-      <w:r>
-        <w:t>personal-liability insurance customary for the practice.</w:t>
+        <w:t>Facilitator will (a) deliver the workshop as described, (b) follow Birthright's Community Standards, (c) hold a current professional credential where required by state law, and (d) obtain any personal-liability insurance customary for the practice.</w:t>
       </w:r>
     </w:p>
     <w:p>
@@ -305,22 +225,7 @@
         <w:t>Birthright IP</w:t>
       </w:r>
       <w:r>
-        <w:t xml:space="preserve"> — the birthright curriculum, workbooks, brand,</w:t>
-      </w:r>
-    </w:p>
-    <w:p>
-      <w:r>
-        <w:t>and platform tools are and remain Birthright's property. Facilitator</w:t>
-      </w:r>
-    </w:p>
-    <w:p>
-      <w:r>
-        <w:t>is granted a non-exclusive licence to use them solely to deliver</w:t>
-      </w:r>
-    </w:p>
-    <w:p>
-      <w:r>
-        <w:t>workshops under this agreement.</w:t>
+        <w:t xml:space="preserve"> — the birthright curriculum, workbooks, brand, and platform tools are and remain Birthright's property. Facilitator is granted a non-exclusive licence to use them solely to deliver workshops under this agreement.</w:t>
       </w:r>
     </w:p>
     <w:p>
@@ -334,20 +239,8 @@
         <w:t>Facilitator-created materials</w:t>
       </w:r>
       <w:r>
-        <w:t xml:space="preserve"> — where Facilitator creates</w:t>
+        <w:t xml:space="preserve"> — where Facilitator creates slides, handouts, or worksheets specifically for a Birthright workshop and paid for out of workshop revenue, those materials are </w:t>
       </w:r>
-    </w:p>
-    <w:p>
-      <w:r>
-        <w:t>slides, handouts, or worksheets specifically for a Birthright</w:t>
-      </w:r>
-    </w:p>
-    <w:p>
-      <w:r>
-        <w:t>workshop and paid for out of workshop revenue, those materials are</w:t>
-      </w:r>
-    </w:p>
-    <w:p>
       <w:r>
         <w:rPr>
           <w:b/>
@@ -355,22 +248,7 @@
         <w:t>assigned to Birthright</w:t>
       </w:r>
       <w:r>
-        <w:t xml:space="preserve"> on creation (a "work made for hire"</w:t>
-      </w:r>
-    </w:p>
-    <w:p>
-      <w:r>
-        <w:t>where applicable, and by present assignment otherwise). Facilitator</w:t>
-      </w:r>
-    </w:p>
-    <w:p>
-      <w:r>
-        <w:t>retains a perpetual, non-exclusive licence to use them in their</w:t>
-      </w:r>
-    </w:p>
-    <w:p>
-      <w:r>
-        <w:t>own practice outside Birthright-branded contexts.</w:t>
+        <w:t xml:space="preserve"> on creation (a "work made for hire" where applicable, and by present assignment otherwise). Facilitator retains a perpetual, non-exclusive licence to use them in their own practice outside Birthright-branded contexts.</w:t>
       </w:r>
     </w:p>
     <w:p>
@@ -383,22 +261,7 @@
     </w:p>
     <w:p>
       <w:r>
-        <w:t>Facilitator will keep confidential (a) participant personal</w:t>
-      </w:r>
-    </w:p>
-    <w:p>
-      <w:r>
-        <w:t>information and (b) any Birthright non-public financial, product, or</w:t>
-      </w:r>
-    </w:p>
-    <w:p>
-      <w:r>
-        <w:t>strategic information. This obligation survives termination for</w:t>
-      </w:r>
-    </w:p>
-    <w:p>
-      <w:r>
-        <w:t>three (3) years, or indefinitely for participant personal data.</w:t>
+        <w:t>Facilitator will keep confidential (a) participant personal information and (b) any Birthright non-public financial, product, or strategic information. This obligation survives termination for three (3) years, or indefinitely for participant personal data.</w:t>
       </w:r>
     </w:p>
     <w:p>
@@ -411,22 +274,7 @@
     </w:p>
     <w:p>
       <w:r>
-        <w:t>Either party may terminate on 30 days' written notice, or</w:t>
-      </w:r>
-    </w:p>
-    <w:p>
-      <w:r>
-        <w:t>immediately for material breach or safeguarding concern.</w:t>
-      </w:r>
-    </w:p>
-    <w:p>
-      <w:r>
-        <w:t>Facilitator will complete workshops already scheduled unless</w:t>
-      </w:r>
-    </w:p>
-    <w:p>
-      <w:r>
-        <w:t>Birthright agrees otherwise.</w:t>
+        <w:t>Either party may terminate on 30 days' written notice, or immediately for material breach or safeguarding concern. Facilitator will complete workshops already scheduled unless Birthright agrees otherwise.</w:t>
       </w:r>
     </w:p>
     <w:p>
@@ -439,27 +287,7 @@
     </w:p>
     <w:p>
       <w:r>
-        <w:t>Facilitator will indemnify Birthright for third-party claims</w:t>
-      </w:r>
-    </w:p>
-    <w:p>
-      <w:r>
-        <w:t>arising from Facilitator's negligence or wilful misconduct in</w:t>
-      </w:r>
-    </w:p>
-    <w:p>
-      <w:r>
-        <w:t>delivering the workshops. Where required by local law, Facilitator</w:t>
-      </w:r>
-    </w:p>
-    <w:p>
-      <w:r>
-        <w:t>will maintain professional-liability insurance at customary limits</w:t>
-      </w:r>
-    </w:p>
-    <w:p>
-      <w:r>
-        <w:t>(no less than US $1,000,000 per claim, US $2,000,000 aggregate).</w:t>
+        <w:t>Facilitator will indemnify Birthright for third-party claims arising from Facilitator's negligence or wilful misconduct in delivering the workshops. Where required by local law, Facilitator will maintain professional-liability insurance at customary limits (no less than US $1,000,000 per claim, US $2,000,000 aggregate).</w:t>
       </w:r>
     </w:p>
     <w:p>
@@ -472,12 +300,7 @@
     </w:p>
     <w:p>
       <w:r>
-        <w:t>For 12 months after termination, Facilitator will not solicit</w:t>
-      </w:r>
-    </w:p>
-    <w:p>
-      <w:r>
-        <w:t>Birthright staff or contract facilitators for competing services.</w:t>
+        <w:t>For 12 months after termination, Facilitator will not solicit Birthright staff or contract facilitators for competing services.</w:t>
       </w:r>
     </w:p>
     <w:p>
@@ -490,12 +313,7 @@
     </w:p>
     <w:p>
       <w:r>
-        <w:t>North Carolina, USA. Disputes subject to exclusive jurisdiction of</w:t>
-      </w:r>
-    </w:p>
-    <w:p>
-      <w:r>
-        <w:t>courts in Mecklenburg County, NC.</w:t>
+        <w:t>North Carolina, USA. Disputes subject to exclusive jurisdiction of courts in Mecklenburg County, NC.</w:t>
       </w:r>
     </w:p>
     <w:p>
@@ -508,28 +326,13 @@
     </w:p>
     <w:p>
       <w:r>
-        <w:t>This document, together with the signed IC acknowledgement, the</w:t>
-      </w:r>
-    </w:p>
-    <w:p>
-      <w:r>
-        <w:t>Universal Indemnification, and each workshop's platform listing,</w:t>
-      </w:r>
-    </w:p>
-    <w:p>
-      <w:r>
-        <w:t>is the entire agreement between the parties.</w:t>
+        <w:t>This document, together with the signed IC acknowledgement, the Universal Indemnification, and each workshop's platform listing, is the entire agreement between the parties.</w:t>
       </w:r>
     </w:p>
     <w:p/>
     <w:p>
       <w:r>
-        <w:t>*First draft — pending counsel ratification. Comments to</w:t>
-      </w:r>
-    </w:p>
-    <w:p>
-      <w:r>
-        <w:t>legal@birthright.live.*</w:t>
+        <w:t>*First draft — pending counsel ratification. Comments to legal@birthright.live.*</w:t>
       </w:r>
     </w:p>
     <w:p/>
@@ -543,12 +346,7 @@
     </w:p>
     <w:p>
       <w:r>
-        <w:t>Where an EU or UK resident's mandatory local rights conflict with this</w:t>
-      </w:r>
-    </w:p>
-    <w:p>
-      <w:r>
-        <w:t>document, the local rules prevail. Key points:</w:t>
+        <w:t>Where an EU or UK resident's mandatory local rights conflict with this document, the local rules prevail. Key points:</w:t>
       </w:r>
     </w:p>
     <w:p>
@@ -571,22 +369,7 @@
         <w:t>UK GDPR</w:t>
       </w:r>
       <w:r>
-        <w:t xml:space="preserve"> govern personal-data</w:t>
-      </w:r>
-    </w:p>
-    <w:p>
-      <w:r>
-        <w:t>processing. Lawful bases: contract necessity, legitimate interests</w:t>
-      </w:r>
-    </w:p>
-    <w:p>
-      <w:r>
-        <w:t>(with opt-out), consent (marketing / non-essential cookies), and</w:t>
-      </w:r>
-    </w:p>
-    <w:p>
-      <w:r>
-        <w:t>legal obligation.</w:t>
+        <w:t xml:space="preserve"> govern personal-data processing. Lawful bases: contract necessity, legitimate interests (with opt-out), consent (marketing / non-essential cookies), and legal obligation.</w:t>
       </w:r>
     </w:p>
     <w:p>
@@ -600,12 +383,7 @@
         <w:t>ePrivacy Directive (2002/58/EC)</w:t>
       </w:r>
       <w:r>
-        <w:t xml:space="preserve"> — non-essential cookies require</w:t>
-      </w:r>
-    </w:p>
-    <w:p>
-      <w:r>
-        <w:t>prior opt-in consent (see our Cookie Notice).</w:t>
+        <w:t xml:space="preserve"> — non-essential cookies require prior opt-in consent (see our Cookie Notice).</w:t>
       </w:r>
     </w:p>
     <w:p>
@@ -619,22 +397,7 @@
         <w:t>Consumer Rights Directive (2011/83/EU)</w:t>
       </w:r>
       <w:r>
-        <w:t xml:space="preserve"> — 14-day right of</w:t>
-      </w:r>
-    </w:p>
-    <w:p>
-      <w:r>
-        <w:t>withdrawal on distance sales of goods and most digital services.</w:t>
-      </w:r>
-    </w:p>
-    <w:p>
-      <w:r>
-        <w:t>Fully-performed digital content with prior consent may lose that</w:t>
-      </w:r>
-    </w:p>
-    <w:p>
-      <w:r>
-        <w:t>right.</w:t>
+        <w:t xml:space="preserve"> — 14-day right of withdrawal on distance sales of goods and most digital services. Fully-performed digital content with prior consent may lose that right.</w:t>
       </w:r>
     </w:p>
     <w:p>
@@ -648,17 +411,7 @@
         <w:t>Digital Services Act (Reg. 2022/2065)</w:t>
       </w:r>
       <w:r>
-        <w:t xml:space="preserve"> — community features</w:t>
-      </w:r>
-    </w:p>
-    <w:p>
-      <w:r>
-        <w:t>(posts, DMs, disputes) fall in scope. Single point of contact:</w:t>
-      </w:r>
-    </w:p>
-    <w:p>
-      <w:r>
-        <w:t>eu-contact@birthright.live.</w:t>
+        <w:t xml:space="preserve"> — community features (posts, DMs, disputes) fall in scope. Single point of contact: eu-contact@birthright.live.</w:t>
       </w:r>
     </w:p>
     <w:p>
@@ -672,12 +425,7 @@
         <w:t>Cross-border transfers</w:t>
       </w:r>
       <w:r>
-        <w:t xml:space="preserve"> — EU SCCs (2021/914) + UK IDTA with a</w:t>
-      </w:r>
-    </w:p>
-    <w:p>
-      <w:r>
-        <w:t>transfer-impact assessment per sub-processor.</w:t>
+        <w:t xml:space="preserve"> — EU SCCs (2021/914) + UK IDTA with a transfer-impact assessment per sub-processor.</w:t>
       </w:r>
     </w:p>
     <w:p>
@@ -691,12 +439,7 @@
         <w:t>DSAR window</w:t>
       </w:r>
       <w:r>
-        <w:t xml:space="preserve"> — 30 days (extendable to 90) at</w:t>
-      </w:r>
-    </w:p>
-    <w:p>
-      <w:r>
-        <w:t>privacy@birthright.live.</w:t>
+        <w:t xml:space="preserve"> — 30 days (extendable to 90) at privacy@birthright.live.</w:t>
       </w:r>
     </w:p>
     <w:p>
@@ -710,12 +453,7 @@
         <w:t>Supervisory authority</w:t>
       </w:r>
       <w:r>
-        <w:t xml:space="preserve"> — EU: your national DPA</w:t>
-      </w:r>
-    </w:p>
-    <w:p>
-      <w:r>
-        <w:t>(</w:t>
+        <w:t xml:space="preserve"> — EU: your national DPA (</w:t>
       </w:r>
       <w:hyperlink r:id="rId9">
         <w:r>
@@ -744,7 +482,7 @@
     </w:p>
     <w:sectPr>
       <w:pgSz w:w="12240" w:h="15840"/>
-      <w:pgMar w:top="1152" w:right="1296" w:bottom="1152" w:left="1296" w:header="720" w:footer="720" w:gutter="0"/>
+      <w:pgMar w:top="1440" w:right="1440" w:bottom="1440" w:left="1440" w:header="720" w:footer="720" w:gutter="0"/>
       <w:cols w:space="720"/>
       <w:docGrid w:linePitch="360"/>
     </w:sectPr>
@@ -1115,6 +853,9 @@
     <w:name w:val="Normal"/>
     <w:qFormat/>
     <w:rsid w:val="00FC693F"/>
+    <w:pPr>
+      <w:spacing w:line="240" w:lineRule="auto" w:before="0" w:after="120"/>
+    </w:pPr>
     <w:rPr>
       <w:rFonts w:ascii="Calibri" w:hAnsi="Calibri"/>
       <w:sz w:val="22"/>

--- a/backend/legal_docs/05-facilitator-services-agreement.docx
+++ b/backend/legal_docs/05-facilitator-services-agreement.docx
@@ -105,7 +105,7 @@
           <w:i/>
           <w:color w:val="7C5316"/>
         </w:rPr>
-        <w:t>Executive Director: James Reagan · Contact: legal@birthright.live</w:t>
+        <w:t>Executive Director: Amanda Reagan · Contact: legal@birthright.live</w:t>
       </w:r>
     </w:p>
     <w:p>
